--- a/Calendario2026/Actividades/Actividad4_Diseño_Fisico_Redes/4_Diseño_fisico_redes.docx
+++ b/Calendario2026/Actividades/Actividad4_Diseño_Fisico_Redes/4_Diseño_fisico_redes.docx
@@ -4,7 +4,7 @@
   <w:body>
     <w:p>
       <w:pPr>
-        <w:pStyle w:val="BodyText"/>
+        <w:pStyle w:val="Textoindependiente"/>
         <w:pBdr>
           <w:bottom w:val="single" w:sz="4" w:space="1" w:color="auto"/>
         </w:pBdr>
@@ -52,7 +52,7 @@
     </w:p>
     <w:p>
       <w:pPr>
-        <w:pStyle w:val="BodyText"/>
+        <w:pStyle w:val="Textoindependiente"/>
         <w:pBdr>
           <w:bottom w:val="single" w:sz="4" w:space="1" w:color="auto"/>
         </w:pBdr>
@@ -82,7 +82,7 @@
     </w:p>
     <w:p>
       <w:pPr>
-        <w:pStyle w:val="BodyText"/>
+        <w:pStyle w:val="Textoindependiente"/>
         <w:spacing w:before="56"/>
         <w:ind w:left="0" w:right="117"/>
         <w:rPr>
@@ -93,8 +93,8 @@
     </w:p>
     <w:p>
       <w:pPr>
-        <w:pStyle w:val="Heading1"/>
-        <w:spacing w:line="360" w:lineRule="exact"/>
+        <w:pStyle w:val="Ttulo1"/>
+        <w:spacing w:line="340" w:lineRule="exact"/>
         <w:jc w:val="both"/>
         <w:rPr>
           <w:rFonts w:ascii="Arial" w:hAnsi="Arial" w:cs="Arial"/>
@@ -184,39 +184,13 @@
           <w:sz w:val="22"/>
           <w:szCs w:val="22"/>
         </w:rPr>
-        <w:t xml:space="preserve"> </w:t>
-      </w:r>
-      <w:proofErr w:type="spellStart"/>
-      <w:r>
-        <w:rPr>
-          <w:rFonts w:ascii="Arial" w:hAnsi="Arial" w:cs="Arial"/>
-          <w:b w:val="0"/>
-          <w:bCs w:val="0"/>
-          <w:color w:val="282C30"/>
-          <w:spacing w:val="2"/>
-          <w:sz w:val="22"/>
-          <w:szCs w:val="22"/>
-        </w:rPr>
-        <w:t>Tracer</w:t>
-      </w:r>
-      <w:proofErr w:type="spellEnd"/>
-      <w:r>
-        <w:rPr>
-          <w:rFonts w:ascii="Arial" w:hAnsi="Arial" w:cs="Arial"/>
-          <w:b w:val="0"/>
-          <w:bCs w:val="0"/>
-          <w:color w:val="282C30"/>
-          <w:spacing w:val="2"/>
-          <w:sz w:val="22"/>
-          <w:szCs w:val="22"/>
-        </w:rPr>
-        <w:t xml:space="preserve"> para dar respuesta a las restricciones de conectividad de una organización.</w:t>
+        <w:t xml:space="preserve"> Tracer para dar respuesta a las restricciones de conectividad de una organización.</w:t>
       </w:r>
     </w:p>
     <w:p>
       <w:pPr>
-        <w:pStyle w:val="Heading1"/>
-        <w:spacing w:line="360" w:lineRule="exact"/>
+        <w:pStyle w:val="Ttulo1"/>
+        <w:ind w:left="142"/>
         <w:jc w:val="both"/>
         <w:rPr>
           <w:rFonts w:ascii="Arial" w:hAnsi="Arial" w:cs="Arial"/>
@@ -291,7 +265,7 @@
                                 <wp:inline distT="0" distB="0" distL="0" distR="0" wp14:anchorId="1D93171F" wp14:editId="2EE63C10">
                                   <wp:extent cx="3253105" cy="2138045"/>
                                   <wp:effectExtent l="0" t="0" r="4445" b="0"/>
-                                  <wp:docPr id="1837530576" name="Picture 1" descr="A person and person in wedding dress hugging by a pool&#10;&#10;AI-generated content may be incorrect."/>
+                                  <wp:docPr id="1174546306" name="Picture 1" descr="A person and person in wedding dress hugging by a pool&#10;&#10;AI-generated content may be incorrect."/>
                                   <wp:cNvGraphicFramePr>
                                     <a:graphicFrameLocks xmlns:a="http://schemas.openxmlformats.org/drawingml/2006/main" noChangeAspect="1"/>
                                   </wp:cNvGraphicFramePr>
@@ -408,8 +382,8 @@
     </w:p>
     <w:p>
       <w:pPr>
-        <w:pStyle w:val="BodyText"/>
-        <w:spacing w:line="360" w:lineRule="exact"/>
+        <w:pStyle w:val="Textoindependiente"/>
+        <w:spacing w:line="340" w:lineRule="exact"/>
         <w:ind w:left="100" w:right="116"/>
         <w:jc w:val="both"/>
         <w:rPr>
@@ -597,7 +571,6 @@
         </w:rPr>
         <w:t xml:space="preserve">, su hijo </w:t>
       </w:r>
-      <w:proofErr w:type="spellStart"/>
       <w:r>
         <w:rPr>
           <w:rFonts w:ascii="Arial" w:hAnsi="Arial" w:cs="Arial"/>
@@ -607,9 +580,17 @@
           <w:sz w:val="22"/>
           <w:szCs w:val="22"/>
         </w:rPr>
-        <w:t>Exton</w:t>
-      </w:r>
-      <w:proofErr w:type="spellEnd"/>
+        <w:t>Exton Elias Downey</w:t>
+      </w:r>
+      <w:r>
+        <w:rPr>
+          <w:rFonts w:ascii="Arial" w:hAnsi="Arial" w:cs="Arial"/>
+          <w:spacing w:val="-1"/>
+          <w:sz w:val="22"/>
+          <w:szCs w:val="22"/>
+        </w:rPr>
+        <w:t xml:space="preserve"> y su hija </w:t>
+      </w:r>
       <w:r>
         <w:rPr>
           <w:rFonts w:ascii="Arial" w:hAnsi="Arial" w:cs="Arial"/>
@@ -619,18 +600,26 @@
           <w:sz w:val="22"/>
           <w:szCs w:val="22"/>
         </w:rPr>
-        <w:t xml:space="preserve"> Elias Downey</w:t>
-      </w:r>
-      <w:r>
-        <w:rPr>
-          <w:rFonts w:ascii="Arial" w:hAnsi="Arial" w:cs="Arial"/>
-          <w:spacing w:val="-1"/>
-          <w:sz w:val="22"/>
-          <w:szCs w:val="22"/>
-        </w:rPr>
-        <w:t xml:space="preserve"> y su hija </w:t>
-      </w:r>
-      <w:proofErr w:type="spellStart"/>
+        <w:t>Avri Roel Downey</w:t>
+      </w:r>
+      <w:r>
+        <w:rPr>
+          <w:rFonts w:ascii="Arial" w:hAnsi="Arial" w:cs="Arial"/>
+          <w:spacing w:val="-1"/>
+          <w:sz w:val="22"/>
+          <w:szCs w:val="22"/>
+        </w:rPr>
+        <w:t xml:space="preserve">. </w:t>
+      </w:r>
+      <w:r>
+        <w:rPr>
+          <w:rFonts w:ascii="Arial" w:hAnsi="Arial" w:cs="Arial"/>
+          <w:spacing w:val="-1"/>
+          <w:sz w:val="22"/>
+          <w:szCs w:val="22"/>
+        </w:rPr>
+        <w:t xml:space="preserve">La </w:t>
+      </w:r>
       <w:r>
         <w:rPr>
           <w:rFonts w:ascii="Arial" w:hAnsi="Arial" w:cs="Arial"/>
@@ -640,142 +629,362 @@
           <w:sz w:val="22"/>
           <w:szCs w:val="22"/>
         </w:rPr>
-        <w:t>Avri</w:t>
-      </w:r>
-      <w:proofErr w:type="spellEnd"/>
+        <w:t xml:space="preserve">residencia </w:t>
+      </w:r>
+      <w:proofErr w:type="spellStart"/>
       <w:r>
         <w:rPr>
           <w:rFonts w:ascii="Arial" w:hAnsi="Arial" w:cs="Arial"/>
           <w:b/>
           <w:bCs/>
           <w:spacing w:val="-1"/>
-          <w:sz w:val="22"/>
-          <w:szCs w:val="22"/>
-        </w:rPr>
-        <w:t xml:space="preserve"> Roel Downey</w:t>
-      </w:r>
-      <w:r>
-        <w:rPr>
-          <w:rFonts w:ascii="Arial" w:hAnsi="Arial" w:cs="Arial"/>
-          <w:spacing w:val="-1"/>
-          <w:sz w:val="22"/>
-          <w:szCs w:val="22"/>
-        </w:rPr>
-        <w:t xml:space="preserve">. </w:t>
-      </w:r>
-      <w:r>
-        <w:rPr>
-          <w:rFonts w:ascii="Arial" w:hAnsi="Arial" w:cs="Arial"/>
-          <w:spacing w:val="-1"/>
-          <w:sz w:val="22"/>
-          <w:szCs w:val="22"/>
-        </w:rPr>
-        <w:t xml:space="preserve">La </w:t>
-      </w:r>
+        </w:rPr>
+        <w:t>Binishell</w:t>
+      </w:r>
+      <w:proofErr w:type="spellEnd"/>
       <w:r>
         <w:rPr>
           <w:rFonts w:ascii="Arial" w:hAnsi="Arial" w:cs="Arial"/>
           <w:b/>
           <w:bCs/>
           <w:spacing w:val="-1"/>
-          <w:sz w:val="22"/>
-          <w:szCs w:val="22"/>
-        </w:rPr>
-        <w:t xml:space="preserve">residencia </w:t>
-      </w:r>
-      <w:proofErr w:type="spellStart"/>
+        </w:rPr>
+        <w:t xml:space="preserve"> </w:t>
+      </w:r>
+      <w:r>
+        <w:rPr>
+          <w:rFonts w:ascii="Arial" w:hAnsi="Arial" w:cs="Arial"/>
+          <w:spacing w:val="-1"/>
+          <w:sz w:val="22"/>
+          <w:szCs w:val="22"/>
+        </w:rPr>
+        <w:t>de 7 acres</w:t>
+      </w:r>
+      <w:r>
+        <w:rPr>
+          <w:rFonts w:ascii="Arial" w:hAnsi="Arial" w:cs="Arial"/>
+          <w:spacing w:val="-1"/>
+          <w:sz w:val="22"/>
+          <w:szCs w:val="22"/>
+        </w:rPr>
+        <w:t xml:space="preserve"> está </w:t>
+      </w:r>
+      <w:r>
+        <w:rPr>
+          <w:rFonts w:ascii="Arial" w:hAnsi="Arial" w:cs="Arial"/>
+          <w:spacing w:val="-1"/>
+          <w:sz w:val="22"/>
+          <w:szCs w:val="22"/>
+        </w:rPr>
+        <w:t xml:space="preserve">ubicada en </w:t>
+      </w:r>
+      <w:r>
+        <w:rPr>
+          <w:rFonts w:ascii="Arial" w:hAnsi="Arial" w:cs="Arial"/>
+          <w:spacing w:val="-1"/>
+          <w:sz w:val="22"/>
+          <w:szCs w:val="22"/>
+        </w:rPr>
+        <w:t>Malibú</w:t>
+      </w:r>
+      <w:r>
+        <w:rPr>
+          <w:rFonts w:ascii="Arial" w:hAnsi="Arial" w:cs="Arial"/>
+          <w:spacing w:val="-1"/>
+          <w:sz w:val="22"/>
+          <w:szCs w:val="22"/>
+        </w:rPr>
+        <w:t xml:space="preserve">, </w:t>
+      </w:r>
+      <w:r>
+        <w:rPr>
+          <w:rFonts w:ascii="Arial" w:hAnsi="Arial" w:cs="Arial"/>
+          <w:spacing w:val="-1"/>
+          <w:sz w:val="22"/>
+          <w:szCs w:val="22"/>
+        </w:rPr>
+        <w:t>California, con un diseño de hogar sustentable.</w:t>
+      </w:r>
+      <w:r>
+        <w:rPr>
+          <w:rFonts w:ascii="Arial" w:hAnsi="Arial" w:cs="Arial"/>
+          <w:spacing w:val="-1"/>
+          <w:sz w:val="22"/>
+          <w:szCs w:val="22"/>
+        </w:rPr>
+        <w:t> </w:t>
+      </w:r>
+    </w:p>
+    <w:p>
+      <w:pPr>
+        <w:pStyle w:val="Ttulo1"/>
+        <w:ind w:left="142"/>
+        <w:jc w:val="both"/>
+        <w:rPr>
+          <w:rFonts w:ascii="Arial" w:hAnsi="Arial" w:cs="Arial"/>
+          <w:color w:val="282C30"/>
+          <w:spacing w:val="2"/>
+          <w:sz w:val="22"/>
+          <w:szCs w:val="22"/>
+        </w:rPr>
+      </w:pPr>
+    </w:p>
+    <w:p>
+      <w:pPr>
+        <w:pStyle w:val="Textoindependiente"/>
+        <w:spacing w:line="340" w:lineRule="exact"/>
+        <w:ind w:left="100" w:right="116"/>
+        <w:jc w:val="both"/>
+        <w:rPr>
+          <w:rFonts w:ascii="Arial" w:hAnsi="Arial" w:cs="Arial"/>
+          <w:spacing w:val="-1"/>
+          <w:sz w:val="22"/>
+          <w:szCs w:val="22"/>
+        </w:rPr>
+      </w:pPr>
+      <w:r>
+        <w:rPr>
+          <w:rFonts w:ascii="Arial" w:hAnsi="Arial" w:cs="Arial"/>
+          <w:spacing w:val="-1"/>
+          <w:sz w:val="22"/>
+          <w:szCs w:val="22"/>
+        </w:rPr>
+        <w:t>Robert</w:t>
+      </w:r>
+      <w:r>
+        <w:rPr>
+          <w:rFonts w:ascii="Arial" w:hAnsi="Arial" w:cs="Arial"/>
+          <w:spacing w:val="-1"/>
+          <w:sz w:val="22"/>
+          <w:szCs w:val="22"/>
+        </w:rPr>
+        <w:t xml:space="preserve"> invitará a </w:t>
+      </w:r>
       <w:r>
         <w:rPr>
           <w:rFonts w:ascii="Arial" w:hAnsi="Arial" w:cs="Arial"/>
           <w:b/>
           <w:bCs/>
           <w:spacing w:val="-1"/>
-        </w:rPr>
-        <w:t>Binishell</w:t>
-      </w:r>
-      <w:proofErr w:type="spellEnd"/>
+          <w:sz w:val="22"/>
+          <w:szCs w:val="22"/>
+        </w:rPr>
+        <w:t>1</w:t>
+      </w:r>
       <w:r>
         <w:rPr>
           <w:rFonts w:ascii="Arial" w:hAnsi="Arial" w:cs="Arial"/>
           <w:b/>
           <w:bCs/>
           <w:spacing w:val="-1"/>
-        </w:rPr>
-        <w:t xml:space="preserve"> </w:t>
-      </w:r>
-      <w:r>
-        <w:rPr>
-          <w:rFonts w:ascii="Arial" w:hAnsi="Arial" w:cs="Arial"/>
-          <w:spacing w:val="-1"/>
-          <w:sz w:val="22"/>
-          <w:szCs w:val="22"/>
-        </w:rPr>
-        <w:t>de 7 acres</w:t>
-      </w:r>
-      <w:r>
-        <w:rPr>
-          <w:rFonts w:ascii="Arial" w:hAnsi="Arial" w:cs="Arial"/>
-          <w:spacing w:val="-1"/>
-          <w:sz w:val="22"/>
-          <w:szCs w:val="22"/>
-        </w:rPr>
-        <w:t xml:space="preserve"> está </w:t>
-      </w:r>
-      <w:r>
-        <w:rPr>
-          <w:rFonts w:ascii="Arial" w:hAnsi="Arial" w:cs="Arial"/>
-          <w:spacing w:val="-1"/>
-          <w:sz w:val="22"/>
-          <w:szCs w:val="22"/>
-        </w:rPr>
-        <w:t xml:space="preserve">ubicada en </w:t>
-      </w:r>
-      <w:r>
-        <w:rPr>
-          <w:rFonts w:ascii="Arial" w:hAnsi="Arial" w:cs="Arial"/>
-          <w:spacing w:val="-1"/>
-          <w:sz w:val="22"/>
-          <w:szCs w:val="22"/>
-        </w:rPr>
-        <w:t>Malibú</w:t>
-      </w:r>
-      <w:r>
-        <w:rPr>
-          <w:rFonts w:ascii="Arial" w:hAnsi="Arial" w:cs="Arial"/>
-          <w:spacing w:val="-1"/>
-          <w:sz w:val="22"/>
-          <w:szCs w:val="22"/>
-        </w:rPr>
-        <w:t xml:space="preserve">, </w:t>
-      </w:r>
-      <w:r>
-        <w:rPr>
-          <w:rFonts w:ascii="Arial" w:hAnsi="Arial" w:cs="Arial"/>
-          <w:spacing w:val="-1"/>
-          <w:sz w:val="22"/>
-          <w:szCs w:val="22"/>
-        </w:rPr>
-        <w:t>California, con un diseño de hogar sustentable.</w:t>
-      </w:r>
-      <w:r>
-        <w:rPr>
-          <w:rFonts w:ascii="Arial" w:hAnsi="Arial" w:cs="Arial"/>
-          <w:spacing w:val="-1"/>
-          <w:sz w:val="22"/>
-          <w:szCs w:val="22"/>
-        </w:rPr>
-        <w:t> </w:t>
+          <w:sz w:val="22"/>
+          <w:szCs w:val="22"/>
+        </w:rPr>
+        <w:t>0</w:t>
+      </w:r>
+      <w:r>
+        <w:rPr>
+          <w:rFonts w:ascii="Arial" w:hAnsi="Arial" w:cs="Arial"/>
+          <w:b/>
+          <w:bCs/>
+          <w:spacing w:val="-1"/>
+          <w:sz w:val="22"/>
+          <w:szCs w:val="22"/>
+        </w:rPr>
+        <w:t>0 personas</w:t>
+      </w:r>
+      <w:r>
+        <w:rPr>
+          <w:rFonts w:ascii="Arial" w:hAnsi="Arial" w:cs="Arial"/>
+          <w:spacing w:val="-1"/>
+          <w:sz w:val="22"/>
+          <w:szCs w:val="22"/>
+        </w:rPr>
+        <w:t xml:space="preserve"> y para di</w:t>
+      </w:r>
+      <w:r>
+        <w:rPr>
+          <w:rFonts w:ascii="Arial" w:hAnsi="Arial" w:cs="Arial"/>
+          <w:spacing w:val="-1"/>
+          <w:sz w:val="22"/>
+          <w:szCs w:val="22"/>
+        </w:rPr>
+        <w:t>sfrutar</w:t>
+      </w:r>
+      <w:r>
+        <w:rPr>
+          <w:rFonts w:ascii="Arial" w:hAnsi="Arial" w:cs="Arial"/>
+          <w:spacing w:val="-1"/>
+          <w:sz w:val="22"/>
+          <w:szCs w:val="22"/>
+        </w:rPr>
+        <w:t xml:space="preserve"> </w:t>
+      </w:r>
+      <w:r>
+        <w:rPr>
+          <w:rFonts w:ascii="Arial" w:hAnsi="Arial" w:cs="Arial"/>
+          <w:sz w:val="22"/>
+          <w:szCs w:val="22"/>
+        </w:rPr>
+        <w:t>de</w:t>
+      </w:r>
+      <w:r>
+        <w:rPr>
+          <w:rFonts w:ascii="Arial" w:hAnsi="Arial" w:cs="Arial"/>
+          <w:sz w:val="22"/>
+          <w:szCs w:val="22"/>
+        </w:rPr>
+        <w:t xml:space="preserve"> </w:t>
+      </w:r>
+      <w:r>
+        <w:rPr>
+          <w:rFonts w:ascii="Arial" w:hAnsi="Arial" w:cs="Arial"/>
+          <w:sz w:val="22"/>
+          <w:szCs w:val="22"/>
+        </w:rPr>
+        <w:t>l</w:t>
+      </w:r>
+      <w:r>
+        <w:rPr>
+          <w:rFonts w:ascii="Arial" w:hAnsi="Arial" w:cs="Arial"/>
+          <w:sz w:val="22"/>
+          <w:szCs w:val="22"/>
+        </w:rPr>
+        <w:t>a</w:t>
+      </w:r>
+      <w:r>
+        <w:rPr>
+          <w:rFonts w:ascii="Arial" w:hAnsi="Arial" w:cs="Arial"/>
+          <w:spacing w:val="-2"/>
+          <w:sz w:val="22"/>
+          <w:szCs w:val="22"/>
+        </w:rPr>
+        <w:t xml:space="preserve"> </w:t>
+      </w:r>
+      <w:r>
+        <w:rPr>
+          <w:rFonts w:ascii="Arial" w:hAnsi="Arial" w:cs="Arial"/>
+          <w:spacing w:val="-2"/>
+          <w:sz w:val="22"/>
+          <w:szCs w:val="22"/>
+        </w:rPr>
+        <w:t>fiesta</w:t>
+      </w:r>
+      <w:r>
+        <w:rPr>
+          <w:rFonts w:ascii="Arial" w:hAnsi="Arial" w:cs="Arial"/>
+          <w:spacing w:val="-1"/>
+          <w:sz w:val="22"/>
+          <w:szCs w:val="22"/>
+        </w:rPr>
+        <w:t>,</w:t>
+      </w:r>
+      <w:r>
+        <w:rPr>
+          <w:rFonts w:ascii="Arial" w:hAnsi="Arial" w:cs="Arial"/>
+          <w:sz w:val="22"/>
+          <w:szCs w:val="22"/>
+        </w:rPr>
+        <w:t xml:space="preserve"> </w:t>
+      </w:r>
+      <w:r>
+        <w:rPr>
+          <w:rFonts w:ascii="Arial" w:hAnsi="Arial" w:cs="Arial"/>
+          <w:spacing w:val="-1"/>
+          <w:sz w:val="22"/>
+          <w:szCs w:val="22"/>
+        </w:rPr>
+        <w:t>colocará</w:t>
+      </w:r>
+      <w:r>
+        <w:rPr>
+          <w:rFonts w:ascii="Arial" w:hAnsi="Arial" w:cs="Arial"/>
+          <w:spacing w:val="-3"/>
+          <w:sz w:val="22"/>
+          <w:szCs w:val="22"/>
+        </w:rPr>
+        <w:t xml:space="preserve"> </w:t>
+      </w:r>
+      <w:r>
+        <w:rPr>
+          <w:rFonts w:ascii="Arial" w:hAnsi="Arial" w:cs="Arial"/>
+          <w:spacing w:val="-1"/>
+          <w:sz w:val="22"/>
+          <w:szCs w:val="22"/>
+        </w:rPr>
+        <w:t>una</w:t>
+      </w:r>
+      <w:r>
+        <w:rPr>
+          <w:rFonts w:ascii="Arial" w:hAnsi="Arial" w:cs="Arial"/>
+          <w:sz w:val="22"/>
+          <w:szCs w:val="22"/>
+        </w:rPr>
+        <w:t xml:space="preserve"> </w:t>
+      </w:r>
+      <w:r>
+        <w:rPr>
+          <w:rFonts w:ascii="Arial" w:hAnsi="Arial" w:cs="Arial"/>
+          <w:spacing w:val="-1"/>
+          <w:sz w:val="22"/>
+          <w:szCs w:val="22"/>
+        </w:rPr>
+        <w:t>carpa</w:t>
+      </w:r>
+      <w:r>
+        <w:rPr>
+          <w:rFonts w:ascii="Arial" w:hAnsi="Arial" w:cs="Arial"/>
+          <w:spacing w:val="-2"/>
+          <w:sz w:val="22"/>
+          <w:szCs w:val="22"/>
+        </w:rPr>
+        <w:t xml:space="preserve"> </w:t>
+      </w:r>
+      <w:r>
+        <w:rPr>
+          <w:rFonts w:ascii="Arial" w:hAnsi="Arial" w:cs="Arial"/>
+          <w:sz w:val="22"/>
+          <w:szCs w:val="22"/>
+        </w:rPr>
+        <w:t xml:space="preserve">y </w:t>
+      </w:r>
+      <w:r>
+        <w:rPr>
+          <w:rFonts w:ascii="Arial" w:hAnsi="Arial" w:cs="Arial"/>
+          <w:spacing w:val="-1"/>
+          <w:sz w:val="22"/>
+          <w:szCs w:val="22"/>
+        </w:rPr>
+        <w:t>mesas</w:t>
+      </w:r>
+      <w:r>
+        <w:rPr>
+          <w:rFonts w:ascii="Arial" w:hAnsi="Arial" w:cs="Arial"/>
+          <w:spacing w:val="-1"/>
+          <w:sz w:val="22"/>
+          <w:szCs w:val="22"/>
+        </w:rPr>
+        <w:t xml:space="preserve"> en el jardín de la residencia</w:t>
+      </w:r>
+      <w:r>
+        <w:rPr>
+          <w:rFonts w:ascii="Arial" w:hAnsi="Arial" w:cs="Arial"/>
+          <w:spacing w:val="-1"/>
+          <w:sz w:val="22"/>
+          <w:szCs w:val="22"/>
+        </w:rPr>
+        <w:t>.</w:t>
       </w:r>
     </w:p>
     <w:p>
       <w:pPr>
-        <w:pStyle w:val="BodyText"/>
-        <w:spacing w:line="360" w:lineRule="exact"/>
-        <w:ind w:left="100" w:right="116"/>
+        <w:pStyle w:val="Ttulo1"/>
+        <w:ind w:left="142"/>
         <w:jc w:val="both"/>
         <w:rPr>
           <w:rFonts w:ascii="Arial" w:hAnsi="Arial" w:cs="Arial"/>
-          <w:spacing w:val="-1"/>
+          <w:color w:val="282C30"/>
+          <w:spacing w:val="2"/>
           <w:sz w:val="22"/>
           <w:szCs w:val="22"/>
         </w:rPr>
@@ -783,8 +992,8 @@
     </w:p>
     <w:p>
       <w:pPr>
-        <w:pStyle w:val="BodyText"/>
-        <w:spacing w:line="360" w:lineRule="exact"/>
+        <w:pStyle w:val="Textoindependiente"/>
+        <w:spacing w:line="340" w:lineRule="exact"/>
         <w:ind w:left="102" w:right="116"/>
         <w:jc w:val="both"/>
         <w:rPr>
@@ -1538,12 +1747,13 @@
     </w:p>
     <w:p>
       <w:pPr>
-        <w:pStyle w:val="BodyText"/>
-        <w:spacing w:line="360" w:lineRule="exact"/>
-        <w:ind w:left="102" w:right="238"/>
+        <w:pStyle w:val="Ttulo1"/>
+        <w:ind w:left="142"/>
         <w:jc w:val="both"/>
         <w:rPr>
           <w:rFonts w:ascii="Arial" w:hAnsi="Arial" w:cs="Arial"/>
+          <w:color w:val="282C30"/>
+          <w:spacing w:val="2"/>
           <w:sz w:val="22"/>
           <w:szCs w:val="22"/>
         </w:rPr>
@@ -1551,8 +1761,8 @@
     </w:p>
     <w:p>
       <w:pPr>
-        <w:pStyle w:val="BodyText"/>
-        <w:spacing w:line="360" w:lineRule="exact"/>
+        <w:pStyle w:val="Textoindependiente"/>
+        <w:spacing w:line="340" w:lineRule="exact"/>
         <w:ind w:left="102" w:right="116"/>
         <w:jc w:val="both"/>
         <w:rPr>
@@ -1881,12 +2091,13 @@
     </w:p>
     <w:p>
       <w:pPr>
-        <w:pStyle w:val="BodyText"/>
-        <w:spacing w:line="360" w:lineRule="exact"/>
-        <w:ind w:left="102" w:right="116"/>
+        <w:pStyle w:val="Ttulo1"/>
+        <w:ind w:left="142"/>
         <w:jc w:val="both"/>
         <w:rPr>
           <w:rFonts w:ascii="Arial" w:hAnsi="Arial" w:cs="Arial"/>
+          <w:color w:val="282C30"/>
+          <w:spacing w:val="2"/>
           <w:sz w:val="22"/>
           <w:szCs w:val="22"/>
         </w:rPr>
@@ -1894,8 +2105,8 @@
     </w:p>
     <w:p>
       <w:pPr>
-        <w:pStyle w:val="BodyText"/>
-        <w:spacing w:after="120" w:line="360" w:lineRule="exact"/>
+        <w:pStyle w:val="Textoindependiente"/>
+        <w:spacing w:after="120" w:line="340" w:lineRule="exact"/>
         <w:ind w:left="102"/>
         <w:jc w:val="both"/>
         <w:rPr>
@@ -2033,7 +2244,7 @@
     </w:p>
     <w:p>
       <w:pPr>
-        <w:pStyle w:val="BodyText"/>
+        <w:pStyle w:val="Textoindependiente"/>
         <w:numPr>
           <w:ilvl w:val="0"/>
           <w:numId w:val="1"/>
@@ -2041,7 +2252,7 @@
         <w:tabs>
           <w:tab w:val="left" w:pos="821"/>
         </w:tabs>
-        <w:spacing w:line="360" w:lineRule="exact"/>
+        <w:spacing w:line="340" w:lineRule="exact"/>
         <w:jc w:val="both"/>
         <w:rPr>
           <w:rFonts w:ascii="Arial" w:hAnsi="Arial" w:cs="Arial"/>
@@ -2337,7 +2548,7 @@
     </w:p>
     <w:p>
       <w:pPr>
-        <w:pStyle w:val="BodyText"/>
+        <w:pStyle w:val="Textoindependiente"/>
         <w:numPr>
           <w:ilvl w:val="0"/>
           <w:numId w:val="1"/>
@@ -2345,7 +2556,7 @@
         <w:tabs>
           <w:tab w:val="left" w:pos="821"/>
         </w:tabs>
-        <w:spacing w:line="360" w:lineRule="exact"/>
+        <w:spacing w:line="340" w:lineRule="exact"/>
         <w:jc w:val="both"/>
         <w:rPr>
           <w:rFonts w:ascii="Arial" w:hAnsi="Arial" w:cs="Arial"/>
@@ -2596,7 +2807,7 @@
     </w:p>
     <w:p>
       <w:pPr>
-        <w:pStyle w:val="BodyText"/>
+        <w:pStyle w:val="Textoindependiente"/>
         <w:numPr>
           <w:ilvl w:val="0"/>
           <w:numId w:val="1"/>
@@ -2604,7 +2815,7 @@
         <w:tabs>
           <w:tab w:val="left" w:pos="821"/>
         </w:tabs>
-        <w:spacing w:line="360" w:lineRule="exact"/>
+        <w:spacing w:line="340" w:lineRule="exact"/>
         <w:jc w:val="both"/>
         <w:rPr>
           <w:rFonts w:ascii="Arial" w:hAnsi="Arial" w:cs="Arial"/>
@@ -2841,7 +3052,7 @@
     </w:p>
     <w:p>
       <w:pPr>
-        <w:pStyle w:val="BodyText"/>
+        <w:pStyle w:val="Textoindependiente"/>
         <w:numPr>
           <w:ilvl w:val="0"/>
           <w:numId w:val="1"/>
@@ -2849,7 +3060,7 @@
         <w:tabs>
           <w:tab w:val="left" w:pos="821"/>
         </w:tabs>
-        <w:spacing w:line="360" w:lineRule="exact"/>
+        <w:spacing w:line="340" w:lineRule="exact"/>
         <w:ind w:right="243"/>
         <w:jc w:val="both"/>
         <w:rPr>
@@ -2974,7 +3185,7 @@
     </w:p>
     <w:p>
       <w:pPr>
-        <w:pStyle w:val="BodyText"/>
+        <w:pStyle w:val="Textoindependiente"/>
         <w:numPr>
           <w:ilvl w:val="0"/>
           <w:numId w:val="9"/>
@@ -2982,7 +3193,7 @@
         <w:tabs>
           <w:tab w:val="left" w:pos="821"/>
         </w:tabs>
-        <w:spacing w:line="360" w:lineRule="exact"/>
+        <w:spacing w:line="340" w:lineRule="exact"/>
         <w:ind w:right="243"/>
         <w:jc w:val="both"/>
         <w:rPr>
@@ -3027,7 +3238,7 @@
     </w:p>
     <w:p>
       <w:pPr>
-        <w:pStyle w:val="BodyText"/>
+        <w:pStyle w:val="Textoindependiente"/>
         <w:numPr>
           <w:ilvl w:val="0"/>
           <w:numId w:val="9"/>
@@ -3035,7 +3246,7 @@
         <w:tabs>
           <w:tab w:val="left" w:pos="821"/>
         </w:tabs>
-        <w:spacing w:line="360" w:lineRule="exact"/>
+        <w:spacing w:line="340" w:lineRule="exact"/>
         <w:ind w:right="243"/>
         <w:jc w:val="both"/>
         <w:rPr>
@@ -3058,7 +3269,7 @@
     </w:p>
     <w:p>
       <w:pPr>
-        <w:pStyle w:val="BodyText"/>
+        <w:pStyle w:val="Textoindependiente"/>
         <w:numPr>
           <w:ilvl w:val="0"/>
           <w:numId w:val="9"/>
@@ -3066,7 +3277,7 @@
         <w:tabs>
           <w:tab w:val="left" w:pos="821"/>
         </w:tabs>
-        <w:spacing w:line="360" w:lineRule="exact"/>
+        <w:spacing w:line="340" w:lineRule="exact"/>
         <w:ind w:right="243"/>
         <w:jc w:val="both"/>
         <w:rPr>
@@ -3137,11 +3348,11 @@
     </w:p>
     <w:p>
       <w:pPr>
-        <w:pStyle w:val="BodyText"/>
+        <w:pStyle w:val="Textoindependiente"/>
         <w:tabs>
           <w:tab w:val="left" w:pos="821"/>
         </w:tabs>
-        <w:spacing w:line="360" w:lineRule="exact"/>
+        <w:spacing w:line="340" w:lineRule="exact"/>
         <w:ind w:left="462" w:right="243"/>
         <w:jc w:val="both"/>
         <w:rPr>
@@ -3248,12 +3459,12 @@
     </w:p>
     <w:p>
       <w:pPr>
-        <w:pStyle w:val="BodyText"/>
+        <w:pStyle w:val="Textoindependiente"/>
         <w:numPr>
           <w:ilvl w:val="0"/>
           <w:numId w:val="10"/>
         </w:numPr>
-        <w:spacing w:line="360" w:lineRule="exact"/>
+        <w:spacing w:line="340" w:lineRule="exact"/>
         <w:jc w:val="both"/>
         <w:rPr>
           <w:rFonts w:ascii="Arial" w:hAnsi="Arial" w:cs="Arial"/>
@@ -3540,7 +3751,7 @@
     </w:p>
     <w:p>
       <w:pPr>
-        <w:pStyle w:val="BodyText"/>
+        <w:pStyle w:val="Textoindependiente"/>
         <w:spacing w:line="360" w:lineRule="exact"/>
         <w:ind w:left="100" w:right="116"/>
         <w:jc w:val="both"/>
@@ -3554,7 +3765,7 @@
     </w:p>
     <w:p>
       <w:pPr>
-        <w:pStyle w:val="BodyText"/>
+        <w:pStyle w:val="Textoindependiente"/>
         <w:spacing w:line="360" w:lineRule="exact"/>
         <w:ind w:left="100" w:right="116"/>
         <w:jc w:val="both"/>
@@ -3571,6 +3782,7 @@
           <w:sz w:val="22"/>
           <w:szCs w:val="22"/>
         </w:rPr>
+        <w:lastRenderedPageBreak/>
         <w:t>Nuestra</w:t>
       </w:r>
       <w:r>
@@ -4039,7 +4251,7 @@
     </w:p>
     <w:p>
       <w:pPr>
-        <w:pStyle w:val="BodyText"/>
+        <w:pStyle w:val="Textoindependiente"/>
         <w:spacing w:line="360" w:lineRule="exact"/>
         <w:ind w:left="100" w:right="116"/>
         <w:jc w:val="both"/>
@@ -4303,7 +4515,7 @@
     </w:p>
     <w:p>
       <w:pPr>
-        <w:pStyle w:val="BodyText"/>
+        <w:pStyle w:val="Textoindependiente"/>
         <w:spacing w:line="271" w:lineRule="exact"/>
         <w:ind w:left="2"/>
         <w:jc w:val="center"/>
@@ -4314,7 +4526,7 @@
     </w:p>
     <w:p>
       <w:pPr>
-        <w:pStyle w:val="BodyText"/>
+        <w:pStyle w:val="Textoindependiente"/>
         <w:spacing w:line="271" w:lineRule="exact"/>
         <w:ind w:left="2"/>
         <w:jc w:val="center"/>
@@ -4325,7 +4537,7 @@
     </w:p>
     <w:p>
       <w:pPr>
-        <w:pStyle w:val="BodyText"/>
+        <w:pStyle w:val="Textoindependiente"/>
         <w:spacing w:line="271" w:lineRule="exact"/>
         <w:ind w:left="2"/>
         <w:jc w:val="center"/>
@@ -4336,7 +4548,7 @@
     </w:p>
     <w:p>
       <w:pPr>
-        <w:pStyle w:val="BodyText"/>
+        <w:pStyle w:val="Textoindependiente"/>
         <w:spacing w:line="271" w:lineRule="exact"/>
         <w:ind w:left="2"/>
         <w:jc w:val="center"/>
@@ -4347,7 +4559,7 @@
     </w:p>
     <w:p>
       <w:pPr>
-        <w:pStyle w:val="BodyText"/>
+        <w:pStyle w:val="Textoindependiente"/>
         <w:spacing w:line="271" w:lineRule="exact"/>
         <w:ind w:left="2"/>
         <w:jc w:val="center"/>
@@ -4358,7 +4570,7 @@
     </w:p>
     <w:p>
       <w:pPr>
-        <w:pStyle w:val="BodyText"/>
+        <w:pStyle w:val="Textoindependiente"/>
         <w:spacing w:line="271" w:lineRule="exact"/>
         <w:ind w:left="2"/>
         <w:jc w:val="center"/>
@@ -4369,7 +4581,7 @@
     </w:p>
     <w:p>
       <w:pPr>
-        <w:pStyle w:val="BodyText"/>
+        <w:pStyle w:val="Textoindependiente"/>
         <w:spacing w:line="271" w:lineRule="exact"/>
         <w:ind w:left="2"/>
         <w:jc w:val="center"/>
@@ -4380,7 +4592,7 @@
     </w:p>
     <w:p>
       <w:pPr>
-        <w:pStyle w:val="BodyText"/>
+        <w:pStyle w:val="Textoindependiente"/>
         <w:spacing w:line="271" w:lineRule="exact"/>
         <w:ind w:left="2"/>
         <w:jc w:val="center"/>
@@ -4391,7 +4603,7 @@
     </w:p>
     <w:p>
       <w:pPr>
-        <w:pStyle w:val="BodyText"/>
+        <w:pStyle w:val="Textoindependiente"/>
         <w:spacing w:line="271" w:lineRule="exact"/>
         <w:ind w:left="2"/>
         <w:jc w:val="center"/>
@@ -4402,7 +4614,7 @@
     </w:p>
     <w:p>
       <w:pPr>
-        <w:pStyle w:val="BodyText"/>
+        <w:pStyle w:val="Textoindependiente"/>
         <w:spacing w:line="271" w:lineRule="exact"/>
         <w:ind w:left="2"/>
         <w:jc w:val="center"/>
@@ -4413,7 +4625,7 @@
     </w:p>
     <w:p>
       <w:pPr>
-        <w:pStyle w:val="BodyText"/>
+        <w:pStyle w:val="Textoindependiente"/>
         <w:spacing w:line="271" w:lineRule="exact"/>
         <w:ind w:left="2"/>
         <w:jc w:val="center"/>
@@ -4424,7 +4636,7 @@
     </w:p>
     <w:p>
       <w:pPr>
-        <w:pStyle w:val="BodyText"/>
+        <w:pStyle w:val="Textoindependiente"/>
         <w:spacing w:line="271" w:lineRule="exact"/>
         <w:ind w:left="2"/>
         <w:jc w:val="center"/>
@@ -4435,7 +4647,7 @@
     </w:p>
     <w:p>
       <w:pPr>
-        <w:pStyle w:val="BodyText"/>
+        <w:pStyle w:val="Textoindependiente"/>
         <w:spacing w:line="271" w:lineRule="exact"/>
         <w:ind w:left="2"/>
         <w:jc w:val="center"/>
@@ -4446,7 +4658,7 @@
     </w:p>
     <w:p>
       <w:pPr>
-        <w:pStyle w:val="BodyText"/>
+        <w:pStyle w:val="Textoindependiente"/>
         <w:spacing w:line="271" w:lineRule="exact"/>
         <w:ind w:left="2"/>
         <w:jc w:val="center"/>
@@ -4457,7 +4669,7 @@
     </w:p>
     <w:p>
       <w:pPr>
-        <w:pStyle w:val="BodyText"/>
+        <w:pStyle w:val="Textoindependiente"/>
         <w:spacing w:line="271" w:lineRule="exact"/>
         <w:ind w:left="2"/>
         <w:jc w:val="center"/>
@@ -4468,7 +4680,7 @@
     </w:p>
     <w:p>
       <w:pPr>
-        <w:pStyle w:val="BodyText"/>
+        <w:pStyle w:val="Textoindependiente"/>
         <w:spacing w:line="271" w:lineRule="exact"/>
         <w:ind w:left="2"/>
         <w:jc w:val="center"/>
@@ -4479,7 +4691,7 @@
     </w:p>
     <w:p>
       <w:pPr>
-        <w:pStyle w:val="BodyText"/>
+        <w:pStyle w:val="Textoindependiente"/>
         <w:spacing w:line="271" w:lineRule="exact"/>
         <w:ind w:left="2"/>
         <w:jc w:val="center"/>
@@ -4490,7 +4702,7 @@
     </w:p>
     <w:p>
       <w:pPr>
-        <w:pStyle w:val="BodyText"/>
+        <w:pStyle w:val="Textoindependiente"/>
         <w:spacing w:line="271" w:lineRule="exact"/>
         <w:ind w:left="2"/>
         <w:jc w:val="center"/>
@@ -4501,7 +4713,7 @@
     </w:p>
     <w:p>
       <w:pPr>
-        <w:pStyle w:val="BodyText"/>
+        <w:pStyle w:val="Textoindependiente"/>
         <w:spacing w:line="271" w:lineRule="exact"/>
         <w:ind w:left="2"/>
         <w:jc w:val="center"/>
@@ -4512,7 +4724,7 @@
     </w:p>
     <w:p>
       <w:pPr>
-        <w:pStyle w:val="BodyText"/>
+        <w:pStyle w:val="Textoindependiente"/>
         <w:spacing w:line="271" w:lineRule="exact"/>
         <w:ind w:left="2"/>
         <w:jc w:val="center"/>
@@ -4523,7 +4735,7 @@
     </w:p>
     <w:p>
       <w:pPr>
-        <w:pStyle w:val="BodyText"/>
+        <w:pStyle w:val="Textoindependiente"/>
         <w:spacing w:line="271" w:lineRule="exact"/>
         <w:ind w:left="2"/>
         <w:jc w:val="center"/>
@@ -4534,7 +4746,7 @@
     </w:p>
     <w:p>
       <w:pPr>
-        <w:pStyle w:val="BodyText"/>
+        <w:pStyle w:val="Textoindependiente"/>
         <w:spacing w:line="271" w:lineRule="exact"/>
         <w:ind w:left="2"/>
         <w:jc w:val="center"/>
@@ -4545,7 +4757,7 @@
     </w:p>
     <w:p>
       <w:pPr>
-        <w:pStyle w:val="BodyText"/>
+        <w:pStyle w:val="Textoindependiente"/>
         <w:spacing w:line="271" w:lineRule="exact"/>
         <w:ind w:left="2"/>
         <w:jc w:val="center"/>
@@ -4556,7 +4768,7 @@
     </w:p>
     <w:p>
       <w:pPr>
-        <w:pStyle w:val="BodyText"/>
+        <w:pStyle w:val="Textoindependiente"/>
         <w:spacing w:line="271" w:lineRule="exact"/>
         <w:ind w:left="2"/>
         <w:jc w:val="center"/>
@@ -4567,7 +4779,7 @@
     </w:p>
     <w:p>
       <w:pPr>
-        <w:pStyle w:val="BodyText"/>
+        <w:pStyle w:val="Textoindependiente"/>
         <w:spacing w:line="271" w:lineRule="exact"/>
         <w:ind w:left="2"/>
         <w:jc w:val="center"/>
@@ -4658,7 +4870,7 @@
     </w:p>
     <w:p>
       <w:pPr>
-        <w:pStyle w:val="ListParagraph"/>
+        <w:pStyle w:val="Prrafodelista"/>
         <w:numPr>
           <w:ilvl w:val="0"/>
           <w:numId w:val="10"/>
@@ -4864,7 +5076,7 @@
     </w:p>
     <w:p>
       <w:pPr>
-        <w:pStyle w:val="ListParagraph"/>
+        <w:pStyle w:val="Prrafodelista"/>
         <w:numPr>
           <w:ilvl w:val="0"/>
           <w:numId w:val="10"/>
@@ -5089,7 +5301,7 @@
     <w:bookmarkStart w:id="1" w:name="_Hlk159348763"/>
     <w:p>
       <w:pPr>
-        <w:pStyle w:val="ListParagraph"/>
+        <w:pStyle w:val="Prrafodelista"/>
         <w:numPr>
           <w:ilvl w:val="0"/>
           <w:numId w:val="10"/>
@@ -7269,7 +7481,7 @@
       <w:lang w:val="es-MX"/>
     </w:rPr>
   </w:style>
-  <w:style w:type="paragraph" w:styleId="Heading1">
+  <w:style w:type="paragraph" w:styleId="Ttulo1">
     <w:name w:val="heading 1"/>
     <w:basedOn w:val="Normal"/>
     <w:uiPriority w:val="9"/>
@@ -7286,13 +7498,13 @@
       <w:szCs w:val="24"/>
     </w:rPr>
   </w:style>
-  <w:style w:type="character" w:default="1" w:styleId="DefaultParagraphFont">
+  <w:style w:type="character" w:default="1" w:styleId="Fuentedeprrafopredeter">
     <w:name w:val="Default Paragraph Font"/>
     <w:uiPriority w:val="1"/>
     <w:semiHidden/>
     <w:unhideWhenUsed/>
   </w:style>
-  <w:style w:type="table" w:default="1" w:styleId="TableNormal">
+  <w:style w:type="table" w:default="1" w:styleId="Tablanormal">
     <w:name w:val="Normal Table"/>
     <w:uiPriority w:val="99"/>
     <w:semiHidden/>
@@ -7307,7 +7519,7 @@
       </w:tblCellMar>
     </w:tblPr>
   </w:style>
-  <w:style w:type="numbering" w:default="1" w:styleId="NoList">
+  <w:style w:type="numbering" w:default="1" w:styleId="Sinlista">
     <w:name w:val="No List"/>
     <w:uiPriority w:val="99"/>
     <w:semiHidden/>
@@ -7329,7 +7541,7 @@
       </w:tblCellMar>
     </w:tblPr>
   </w:style>
-  <w:style w:type="paragraph" w:styleId="BodyText">
+  <w:style w:type="paragraph" w:styleId="Textoindependiente">
     <w:name w:val="Body Text"/>
     <w:basedOn w:val="Normal"/>
     <w:uiPriority w:val="1"/>
@@ -7343,7 +7555,7 @@
       <w:szCs w:val="24"/>
     </w:rPr>
   </w:style>
-  <w:style w:type="paragraph" w:styleId="ListParagraph">
+  <w:style w:type="paragraph" w:styleId="Prrafodelista">
     <w:name w:val="List Paragraph"/>
     <w:basedOn w:val="Normal"/>
     <w:uiPriority w:val="1"/>
@@ -7355,10 +7567,10 @@
     <w:uiPriority w:val="1"/>
     <w:qFormat/>
   </w:style>
-  <w:style w:type="paragraph" w:styleId="Header">
+  <w:style w:type="paragraph" w:styleId="Encabezado">
     <w:name w:val="header"/>
     <w:basedOn w:val="Normal"/>
-    <w:link w:val="HeaderChar"/>
+    <w:link w:val="EncabezadoCar"/>
     <w:uiPriority w:val="99"/>
     <w:unhideWhenUsed/>
     <w:rsid w:val="002652DE"/>
@@ -7369,17 +7581,17 @@
       </w:tabs>
     </w:pPr>
   </w:style>
-  <w:style w:type="character" w:customStyle="1" w:styleId="HeaderChar">
-    <w:name w:val="Header Char"/>
-    <w:basedOn w:val="DefaultParagraphFont"/>
-    <w:link w:val="Header"/>
+  <w:style w:type="character" w:customStyle="1" w:styleId="EncabezadoCar">
+    <w:name w:val="Encabezado Car"/>
+    <w:basedOn w:val="Fuentedeprrafopredeter"/>
+    <w:link w:val="Encabezado"/>
     <w:uiPriority w:val="99"/>
     <w:rsid w:val="002652DE"/>
   </w:style>
-  <w:style w:type="paragraph" w:styleId="Footer">
+  <w:style w:type="paragraph" w:styleId="Piedepgina">
     <w:name w:val="footer"/>
     <w:basedOn w:val="Normal"/>
-    <w:link w:val="FooterChar"/>
+    <w:link w:val="PiedepginaCar"/>
     <w:uiPriority w:val="99"/>
     <w:unhideWhenUsed/>
     <w:rsid w:val="002652DE"/>
@@ -7390,16 +7602,16 @@
       </w:tabs>
     </w:pPr>
   </w:style>
-  <w:style w:type="character" w:customStyle="1" w:styleId="FooterChar">
-    <w:name w:val="Footer Char"/>
-    <w:basedOn w:val="DefaultParagraphFont"/>
-    <w:link w:val="Footer"/>
+  <w:style w:type="character" w:customStyle="1" w:styleId="PiedepginaCar">
+    <w:name w:val="Pie de página Car"/>
+    <w:basedOn w:val="Fuentedeprrafopredeter"/>
+    <w:link w:val="Piedepgina"/>
     <w:uiPriority w:val="99"/>
     <w:rsid w:val="002652DE"/>
   </w:style>
-  <w:style w:type="character" w:styleId="Hyperlink">
+  <w:style w:type="character" w:styleId="Hipervnculo">
     <w:name w:val="Hyperlink"/>
-    <w:basedOn w:val="DefaultParagraphFont"/>
+    <w:basedOn w:val="Fuentedeprrafopredeter"/>
     <w:uiPriority w:val="99"/>
     <w:unhideWhenUsed/>
     <w:rsid w:val="00843FD6"/>
@@ -7408,9 +7620,9 @@
       <w:u w:val="single"/>
     </w:rPr>
   </w:style>
-  <w:style w:type="character" w:styleId="UnresolvedMention">
+  <w:style w:type="character" w:styleId="Mencinsinresolver">
     <w:name w:val="Unresolved Mention"/>
-    <w:basedOn w:val="DefaultParagraphFont"/>
+    <w:basedOn w:val="Fuentedeprrafopredeter"/>
     <w:uiPriority w:val="99"/>
     <w:semiHidden/>
     <w:unhideWhenUsed/>

--- a/Calendario2026/Actividades/Actividad4_Diseño_Fisico_Redes/4_Diseño_fisico_redes.docx
+++ b/Calendario2026/Actividades/Actividad4_Diseño_Fisico_Redes/4_Diseño_fisico_redes.docx
@@ -749,16 +749,7 @@
           <w:sz w:val="22"/>
           <w:szCs w:val="22"/>
         </w:rPr>
-        <w:t>Robert</w:t>
-      </w:r>
-      <w:r>
-        <w:rPr>
-          <w:rFonts w:ascii="Arial" w:hAnsi="Arial" w:cs="Arial"/>
-          <w:spacing w:val="-1"/>
-          <w:sz w:val="22"/>
-          <w:szCs w:val="22"/>
-        </w:rPr>
-        <w:t xml:space="preserve"> invitará a </w:t>
+        <w:t xml:space="preserve">Robert invitará a </w:t>
       </w:r>
       <w:r>
         <w:rPr>
@@ -769,18 +760,7 @@
           <w:sz w:val="22"/>
           <w:szCs w:val="22"/>
         </w:rPr>
-        <w:t>1</w:t>
-      </w:r>
-      <w:r>
-        <w:rPr>
-          <w:rFonts w:ascii="Arial" w:hAnsi="Arial" w:cs="Arial"/>
-          <w:b/>
-          <w:bCs/>
-          <w:spacing w:val="-1"/>
-          <w:sz w:val="22"/>
-          <w:szCs w:val="22"/>
-        </w:rPr>
-        <w:t>0</w:t>
+        <w:t>10</w:t>
       </w:r>
       <w:r>
         <w:rPr>
@@ -4877,6 +4857,7 @@
         </w:numPr>
         <w:spacing w:line="360" w:lineRule="exact"/>
         <w:ind w:right="135"/>
+        <w:jc w:val="both"/>
         <w:rPr>
           <w:rFonts w:ascii="Arial" w:hAnsi="Arial" w:cs="Arial"/>
           <w:spacing w:val="-1"/>
@@ -5072,6 +5053,26 @@
           <w:rFonts w:ascii="Arial" w:hAnsi="Arial" w:cs="Arial"/>
         </w:rPr>
         <w:t>el diseño de red solicitado.</w:t>
+      </w:r>
+      <w:r>
+        <w:rPr>
+          <w:rFonts w:ascii="Arial" w:hAnsi="Arial" w:cs="Arial"/>
+        </w:rPr>
+        <w:t xml:space="preserve"> </w:t>
+      </w:r>
+      <w:r>
+        <w:rPr>
+          <w:rFonts w:ascii="Arial" w:hAnsi="Arial" w:cs="Arial"/>
+          <w:b/>
+          <w:bCs/>
+        </w:rPr>
+        <w:t>NOTA:</w:t>
+      </w:r>
+      <w:r>
+        <w:rPr>
+          <w:rFonts w:ascii="Arial" w:hAnsi="Arial" w:cs="Arial"/>
+        </w:rPr>
+        <w:t xml:space="preserve"> No olvides justificar la cantidad de aires acondicionados, detectores de humo y cafeteras distribuidos en el jardín del evento.</w:t>
       </w:r>
     </w:p>
     <w:p>
